--- a/docs/Лабораторная_2_Пасечник_А_С_Малюх_Е_Г.docx
+++ b/docs/Лабораторная_2_Пасечник_А_С_Малюх_Е_Г.docx
@@ -5939,7 +5939,7 @@
           <w:i w:val="0"/>
           <w:sz w:val="28"/>
         </w:rPr>
-        <w:t>4.7 Сборка, тестирование и интеграция с ЛР1</w:t>
+        <w:t>4.7 Сборка и тестирование</w:t>
       </w:r>
     </w:p>
     <w:p>
@@ -7125,7 +7125,7 @@
           <w:i w:val="0"/>
           <w:sz w:val="28"/>
         </w:rPr>
-        <w:t>Связь с ЛР1 выполняется на уровне приёмника данных. Объект AcquisitionPipeline принимает лямбда-функцию, которая получает FilteredSample с меткой времени, сырым и отфильтрованным значением. В полной системе эта функция передаёт данные криптографическому модулю AES-256 и модулю libpqxx для записи в таблицу Telemetry_Logs, а также обновляет график в Qt. Схема потоков и владения компонентами показана на рисунке 4.6.</w:t>
+        <w:t>Объект AcquisitionPipeline принимает лямбда-функцию, которая получает FilteredSample с меткой времени, сырым и отфильтрованным значением. В полной системе эта функция передаёт данные криптографическому модулю AES-256 и модулю libpqxx для записи в таблицу Telemetry_Logs, а также обновляет график в Qt. Схема потоков и владения компонентами показана на рисунке 4.6.</w:t>
       </w:r>
     </w:p>
     <w:p>
